--- a/test/generator/baseline/gen.ods.to.docx.docx
+++ b/test/generator/baseline/gen.ods.to.docx.docx
@@ -3031,7 +3031,7 @@
                           <pic:cNvPicPr/>
                         </pic:nvPicPr>
                         <pic:blipFill>
-                          <a:blip r:embed="rId100"/>
+                          <a:blip r:embed="rId1"/>
                           <a:stretch>
                             <a:fillRect/>
                           </a:stretch>

--- a/test/generator/baseline/gen.ods.to.docx.docx
+++ b/test/generator/baseline/gen.ods.to.docx.docx
@@ -24,7 +24,8 @@
         </w:tblBorders>
       </w:tblPr>
       <w:tblGrid>
-        <w:gridCol w:w="9026"/>
+        <w:gridCol w:w="4513"/>
+        <w:gridCol w:w="4513"/>
       </w:tblGrid>
       <w:tr>
         <w:tc>
@@ -112,6 +113,1650 @@
           <w:tcPr>
             <w:tcW w:w="0" w:type="auto"/>
           </w:tcPr>
+          <w:p/>
+        </w:tc>
+        <w:tc>
+          <w:tcPr>
+            <w:tcW w:w="0" w:type="auto"/>
+          </w:tcPr>
+          <w:p/>
+        </w:tc>
+      </w:tr>
+      <w:tr>
+        <w:tc>
+          <w:tcPr>
+            <w:tcW w:w="0" w:type="auto"/>
+          </w:tcPr>
+          <w:p/>
+        </w:tc>
+        <w:tc>
+          <w:tcPr>
+            <w:tcW w:w="0" w:type="auto"/>
+          </w:tcPr>
+          <w:p/>
+        </w:tc>
+      </w:tr>
+      <w:tr>
+        <w:tc>
+          <w:tcPr>
+            <w:tcW w:w="0" w:type="auto"/>
+          </w:tcPr>
+          <w:p/>
+        </w:tc>
+        <w:tc>
+          <w:tcPr>
+            <w:tcW w:w="0" w:type="auto"/>
+          </w:tcPr>
+          <w:p/>
+        </w:tc>
+      </w:tr>
+      <w:tr>
+        <w:tc>
+          <w:tcPr>
+            <w:tcW w:w="0" w:type="auto"/>
+          </w:tcPr>
+          <w:p/>
+        </w:tc>
+        <w:tc>
+          <w:tcPr>
+            <w:tcW w:w="0" w:type="auto"/>
+          </w:tcPr>
+          <w:p/>
+        </w:tc>
+      </w:tr>
+      <w:tr>
+        <w:tc>
+          <w:tcPr>
+            <w:tcW w:w="0" w:type="auto"/>
+          </w:tcPr>
+          <w:p/>
+        </w:tc>
+        <w:tc>
+          <w:tcPr>
+            <w:tcW w:w="0" w:type="auto"/>
+          </w:tcPr>
+          <w:p/>
+        </w:tc>
+      </w:tr>
+      <w:tr>
+        <w:tc>
+          <w:tcPr>
+            <w:tcW w:w="0" w:type="auto"/>
+          </w:tcPr>
+          <w:p/>
+        </w:tc>
+        <w:tc>
+          <w:tcPr>
+            <w:tcW w:w="0" w:type="auto"/>
+          </w:tcPr>
+          <w:p/>
+        </w:tc>
+      </w:tr>
+      <w:tr>
+        <w:tc>
+          <w:tcPr>
+            <w:tcW w:w="0" w:type="auto"/>
+          </w:tcPr>
+          <w:p/>
+        </w:tc>
+        <w:tc>
+          <w:tcPr>
+            <w:tcW w:w="0" w:type="auto"/>
+          </w:tcPr>
+          <w:p/>
+        </w:tc>
+      </w:tr>
+      <w:tr>
+        <w:tc>
+          <w:tcPr>
+            <w:tcW w:w="0" w:type="auto"/>
+          </w:tcPr>
+          <w:p/>
+        </w:tc>
+        <w:tc>
+          <w:tcPr>
+            <w:tcW w:w="0" w:type="auto"/>
+          </w:tcPr>
+          <w:p/>
+        </w:tc>
+      </w:tr>
+      <w:tr>
+        <w:tc>
+          <w:tcPr>
+            <w:tcW w:w="0" w:type="auto"/>
+          </w:tcPr>
+          <w:p/>
+        </w:tc>
+        <w:tc>
+          <w:tcPr>
+            <w:tcW w:w="0" w:type="auto"/>
+          </w:tcPr>
+          <w:p/>
+        </w:tc>
+      </w:tr>
+      <w:tr>
+        <w:tc>
+          <w:tcPr>
+            <w:tcW w:w="0" w:type="auto"/>
+          </w:tcPr>
+          <w:p/>
+        </w:tc>
+        <w:tc>
+          <w:tcPr>
+            <w:tcW w:w="0" w:type="auto"/>
+          </w:tcPr>
+          <w:p/>
+        </w:tc>
+      </w:tr>
+      <w:tr>
+        <w:tc>
+          <w:tcPr>
+            <w:tcW w:w="0" w:type="auto"/>
+          </w:tcPr>
+          <w:p/>
+        </w:tc>
+        <w:tc>
+          <w:tcPr>
+            <w:tcW w:w="0" w:type="auto"/>
+          </w:tcPr>
+          <w:p/>
+        </w:tc>
+      </w:tr>
+      <w:tr>
+        <w:tc>
+          <w:tcPr>
+            <w:tcW w:w="0" w:type="auto"/>
+          </w:tcPr>
+          <w:p/>
+        </w:tc>
+        <w:tc>
+          <w:tcPr>
+            <w:tcW w:w="0" w:type="auto"/>
+          </w:tcPr>
+          <w:p/>
+        </w:tc>
+      </w:tr>
+      <w:tr>
+        <w:tc>
+          <w:tcPr>
+            <w:tcW w:w="0" w:type="auto"/>
+          </w:tcPr>
+          <w:p/>
+        </w:tc>
+        <w:tc>
+          <w:tcPr>
+            <w:tcW w:w="0" w:type="auto"/>
+          </w:tcPr>
+          <w:p/>
+        </w:tc>
+      </w:tr>
+      <w:tr>
+        <w:tc>
+          <w:tcPr>
+            <w:tcW w:w="0" w:type="auto"/>
+          </w:tcPr>
+          <w:p/>
+        </w:tc>
+        <w:tc>
+          <w:tcPr>
+            <w:tcW w:w="0" w:type="auto"/>
+          </w:tcPr>
+          <w:p/>
+        </w:tc>
+      </w:tr>
+      <w:tr>
+        <w:tc>
+          <w:tcPr>
+            <w:tcW w:w="0" w:type="auto"/>
+          </w:tcPr>
+          <w:p/>
+        </w:tc>
+        <w:tc>
+          <w:tcPr>
+            <w:tcW w:w="0" w:type="auto"/>
+          </w:tcPr>
+          <w:p/>
+        </w:tc>
+      </w:tr>
+      <w:tr>
+        <w:tc>
+          <w:tcPr>
+            <w:tcW w:w="0" w:type="auto"/>
+          </w:tcPr>
+          <w:p/>
+        </w:tc>
+        <w:tc>
+          <w:tcPr>
+            <w:tcW w:w="0" w:type="auto"/>
+          </w:tcPr>
+          <w:p/>
+        </w:tc>
+      </w:tr>
+      <w:tr>
+        <w:tc>
+          <w:tcPr>
+            <w:tcW w:w="0" w:type="auto"/>
+          </w:tcPr>
+          <w:p/>
+        </w:tc>
+        <w:tc>
+          <w:tcPr>
+            <w:tcW w:w="0" w:type="auto"/>
+          </w:tcPr>
+          <w:p/>
+        </w:tc>
+      </w:tr>
+      <w:tr>
+        <w:tc>
+          <w:tcPr>
+            <w:tcW w:w="0" w:type="auto"/>
+          </w:tcPr>
+          <w:p/>
+        </w:tc>
+        <w:tc>
+          <w:tcPr>
+            <w:tcW w:w="0" w:type="auto"/>
+          </w:tcPr>
+          <w:p/>
+        </w:tc>
+      </w:tr>
+      <w:tr>
+        <w:tc>
+          <w:tcPr>
+            <w:tcW w:w="0" w:type="auto"/>
+          </w:tcPr>
+          <w:p/>
+        </w:tc>
+        <w:tc>
+          <w:tcPr>
+            <w:tcW w:w="0" w:type="auto"/>
+          </w:tcPr>
+          <w:p/>
+        </w:tc>
+      </w:tr>
+      <w:tr>
+        <w:tc>
+          <w:tcPr>
+            <w:tcW w:w="0" w:type="auto"/>
+          </w:tcPr>
+          <w:p/>
+        </w:tc>
+        <w:tc>
+          <w:tcPr>
+            <w:tcW w:w="0" w:type="auto"/>
+          </w:tcPr>
+          <w:p/>
+        </w:tc>
+      </w:tr>
+      <w:tr>
+        <w:tc>
+          <w:tcPr>
+            <w:tcW w:w="0" w:type="auto"/>
+          </w:tcPr>
+          <w:p/>
+        </w:tc>
+        <w:tc>
+          <w:tcPr>
+            <w:tcW w:w="0" w:type="auto"/>
+          </w:tcPr>
+          <w:p/>
+        </w:tc>
+      </w:tr>
+      <w:tr>
+        <w:tc>
+          <w:tcPr>
+            <w:tcW w:w="0" w:type="auto"/>
+          </w:tcPr>
+          <w:p/>
+        </w:tc>
+        <w:tc>
+          <w:tcPr>
+            <w:tcW w:w="0" w:type="auto"/>
+          </w:tcPr>
+          <w:p/>
+        </w:tc>
+      </w:tr>
+      <w:tr>
+        <w:tc>
+          <w:tcPr>
+            <w:tcW w:w="0" w:type="auto"/>
+          </w:tcPr>
+          <w:p/>
+        </w:tc>
+        <w:tc>
+          <w:tcPr>
+            <w:tcW w:w="0" w:type="auto"/>
+          </w:tcPr>
+          <w:p/>
+        </w:tc>
+      </w:tr>
+      <w:tr>
+        <w:tc>
+          <w:tcPr>
+            <w:tcW w:w="0" w:type="auto"/>
+          </w:tcPr>
+          <w:p/>
+        </w:tc>
+        <w:tc>
+          <w:tcPr>
+            <w:tcW w:w="0" w:type="auto"/>
+          </w:tcPr>
+          <w:p/>
+        </w:tc>
+      </w:tr>
+      <w:tr>
+        <w:tc>
+          <w:tcPr>
+            <w:tcW w:w="0" w:type="auto"/>
+          </w:tcPr>
+          <w:p/>
+        </w:tc>
+        <w:tc>
+          <w:tcPr>
+            <w:tcW w:w="0" w:type="auto"/>
+          </w:tcPr>
+          <w:p/>
+        </w:tc>
+      </w:tr>
+      <w:tr>
+        <w:tc>
+          <w:tcPr>
+            <w:tcW w:w="0" w:type="auto"/>
+          </w:tcPr>
+          <w:p/>
+        </w:tc>
+        <w:tc>
+          <w:tcPr>
+            <w:tcW w:w="0" w:type="auto"/>
+          </w:tcPr>
+          <w:p/>
+        </w:tc>
+      </w:tr>
+      <w:tr>
+        <w:tc>
+          <w:tcPr>
+            <w:tcW w:w="0" w:type="auto"/>
+          </w:tcPr>
+          <w:p/>
+        </w:tc>
+        <w:tc>
+          <w:tcPr>
+            <w:tcW w:w="0" w:type="auto"/>
+          </w:tcPr>
+          <w:p/>
+        </w:tc>
+      </w:tr>
+      <w:tr>
+        <w:tc>
+          <w:tcPr>
+            <w:tcW w:w="0" w:type="auto"/>
+          </w:tcPr>
+          <w:p/>
+        </w:tc>
+        <w:tc>
+          <w:tcPr>
+            <w:tcW w:w="0" w:type="auto"/>
+          </w:tcPr>
+          <w:p/>
+        </w:tc>
+      </w:tr>
+      <w:tr>
+        <w:tc>
+          <w:tcPr>
+            <w:tcW w:w="0" w:type="auto"/>
+          </w:tcPr>
+          <w:p/>
+        </w:tc>
+        <w:tc>
+          <w:tcPr>
+            <w:tcW w:w="0" w:type="auto"/>
+          </w:tcPr>
+          <w:p/>
+        </w:tc>
+      </w:tr>
+      <w:tr>
+        <w:tc>
+          <w:tcPr>
+            <w:tcW w:w="0" w:type="auto"/>
+          </w:tcPr>
+          <w:p/>
+        </w:tc>
+        <w:tc>
+          <w:tcPr>
+            <w:tcW w:w="0" w:type="auto"/>
+          </w:tcPr>
+          <w:p/>
+        </w:tc>
+      </w:tr>
+      <w:tr>
+        <w:tc>
+          <w:tcPr>
+            <w:tcW w:w="0" w:type="auto"/>
+          </w:tcPr>
+          <w:p/>
+        </w:tc>
+        <w:tc>
+          <w:tcPr>
+            <w:tcW w:w="0" w:type="auto"/>
+          </w:tcPr>
+          <w:p/>
+        </w:tc>
+      </w:tr>
+      <w:tr>
+        <w:tc>
+          <w:tcPr>
+            <w:tcW w:w="0" w:type="auto"/>
+          </w:tcPr>
+          <w:p/>
+        </w:tc>
+        <w:tc>
+          <w:tcPr>
+            <w:tcW w:w="0" w:type="auto"/>
+          </w:tcPr>
+          <w:p/>
+        </w:tc>
+      </w:tr>
+      <w:tr>
+        <w:tc>
+          <w:tcPr>
+            <w:tcW w:w="0" w:type="auto"/>
+          </w:tcPr>
+          <w:p/>
+        </w:tc>
+        <w:tc>
+          <w:tcPr>
+            <w:tcW w:w="0" w:type="auto"/>
+          </w:tcPr>
+          <w:p/>
+        </w:tc>
+      </w:tr>
+      <w:tr>
+        <w:tc>
+          <w:tcPr>
+            <w:tcW w:w="0" w:type="auto"/>
+          </w:tcPr>
+          <w:p/>
+        </w:tc>
+        <w:tc>
+          <w:tcPr>
+            <w:tcW w:w="0" w:type="auto"/>
+          </w:tcPr>
+          <w:p/>
+        </w:tc>
+      </w:tr>
+      <w:tr>
+        <w:tc>
+          <w:tcPr>
+            <w:tcW w:w="0" w:type="auto"/>
+          </w:tcPr>
+          <w:p/>
+        </w:tc>
+        <w:tc>
+          <w:tcPr>
+            <w:tcW w:w="0" w:type="auto"/>
+          </w:tcPr>
+          <w:p/>
+        </w:tc>
+      </w:tr>
+      <w:tr>
+        <w:tc>
+          <w:tcPr>
+            <w:tcW w:w="0" w:type="auto"/>
+          </w:tcPr>
+          <w:p/>
+        </w:tc>
+        <w:tc>
+          <w:tcPr>
+            <w:tcW w:w="0" w:type="auto"/>
+          </w:tcPr>
+          <w:p/>
+        </w:tc>
+      </w:tr>
+      <w:tr>
+        <w:tc>
+          <w:tcPr>
+            <w:tcW w:w="0" w:type="auto"/>
+          </w:tcPr>
+          <w:p/>
+        </w:tc>
+        <w:tc>
+          <w:tcPr>
+            <w:tcW w:w="0" w:type="auto"/>
+          </w:tcPr>
+          <w:p/>
+        </w:tc>
+      </w:tr>
+      <w:tr>
+        <w:tc>
+          <w:tcPr>
+            <w:tcW w:w="0" w:type="auto"/>
+          </w:tcPr>
+          <w:p/>
+        </w:tc>
+        <w:tc>
+          <w:tcPr>
+            <w:tcW w:w="0" w:type="auto"/>
+          </w:tcPr>
+          <w:p/>
+        </w:tc>
+      </w:tr>
+      <w:tr>
+        <w:tc>
+          <w:tcPr>
+            <w:tcW w:w="0" w:type="auto"/>
+          </w:tcPr>
+          <w:p/>
+        </w:tc>
+        <w:tc>
+          <w:tcPr>
+            <w:tcW w:w="0" w:type="auto"/>
+          </w:tcPr>
+          <w:p/>
+        </w:tc>
+      </w:tr>
+      <w:tr>
+        <w:tc>
+          <w:tcPr>
+            <w:tcW w:w="0" w:type="auto"/>
+          </w:tcPr>
+          <w:p/>
+        </w:tc>
+        <w:tc>
+          <w:tcPr>
+            <w:tcW w:w="0" w:type="auto"/>
+          </w:tcPr>
+          <w:p/>
+        </w:tc>
+      </w:tr>
+      <w:tr>
+        <w:tc>
+          <w:tcPr>
+            <w:tcW w:w="0" w:type="auto"/>
+          </w:tcPr>
+          <w:p/>
+        </w:tc>
+        <w:tc>
+          <w:tcPr>
+            <w:tcW w:w="0" w:type="auto"/>
+          </w:tcPr>
+          <w:p/>
+        </w:tc>
+      </w:tr>
+      <w:tr>
+        <w:tc>
+          <w:tcPr>
+            <w:tcW w:w="0" w:type="auto"/>
+          </w:tcPr>
+          <w:p/>
+        </w:tc>
+        <w:tc>
+          <w:tcPr>
+            <w:tcW w:w="0" w:type="auto"/>
+          </w:tcPr>
+          <w:p/>
+        </w:tc>
+      </w:tr>
+      <w:tr>
+        <w:tc>
+          <w:tcPr>
+            <w:tcW w:w="0" w:type="auto"/>
+          </w:tcPr>
+          <w:p/>
+        </w:tc>
+        <w:tc>
+          <w:tcPr>
+            <w:tcW w:w="0" w:type="auto"/>
+          </w:tcPr>
+          <w:p/>
+        </w:tc>
+      </w:tr>
+      <w:tr>
+        <w:tc>
+          <w:tcPr>
+            <w:tcW w:w="0" w:type="auto"/>
+          </w:tcPr>
+          <w:p/>
+        </w:tc>
+        <w:tc>
+          <w:tcPr>
+            <w:tcW w:w="0" w:type="auto"/>
+          </w:tcPr>
+          <w:p/>
+        </w:tc>
+      </w:tr>
+      <w:tr>
+        <w:tc>
+          <w:tcPr>
+            <w:tcW w:w="0" w:type="auto"/>
+          </w:tcPr>
+          <w:p/>
+        </w:tc>
+        <w:tc>
+          <w:tcPr>
+            <w:tcW w:w="0" w:type="auto"/>
+          </w:tcPr>
+          <w:p/>
+        </w:tc>
+      </w:tr>
+      <w:tr>
+        <w:tc>
+          <w:tcPr>
+            <w:tcW w:w="0" w:type="auto"/>
+          </w:tcPr>
+          <w:p/>
+        </w:tc>
+        <w:tc>
+          <w:tcPr>
+            <w:tcW w:w="0" w:type="auto"/>
+          </w:tcPr>
+          <w:p/>
+        </w:tc>
+      </w:tr>
+      <w:tr>
+        <w:tc>
+          <w:tcPr>
+            <w:tcW w:w="0" w:type="auto"/>
+          </w:tcPr>
+          <w:p/>
+        </w:tc>
+        <w:tc>
+          <w:tcPr>
+            <w:tcW w:w="0" w:type="auto"/>
+          </w:tcPr>
+          <w:p/>
+        </w:tc>
+      </w:tr>
+      <w:tr>
+        <w:tc>
+          <w:tcPr>
+            <w:tcW w:w="0" w:type="auto"/>
+          </w:tcPr>
+          <w:p/>
+        </w:tc>
+        <w:tc>
+          <w:tcPr>
+            <w:tcW w:w="0" w:type="auto"/>
+          </w:tcPr>
+          <w:p/>
+        </w:tc>
+      </w:tr>
+      <w:tr>
+        <w:tc>
+          <w:tcPr>
+            <w:tcW w:w="0" w:type="auto"/>
+          </w:tcPr>
+          <w:p/>
+        </w:tc>
+        <w:tc>
+          <w:tcPr>
+            <w:tcW w:w="0" w:type="auto"/>
+          </w:tcPr>
+          <w:p/>
+        </w:tc>
+      </w:tr>
+      <w:tr>
+        <w:tc>
+          <w:tcPr>
+            <w:tcW w:w="0" w:type="auto"/>
+          </w:tcPr>
+          <w:p/>
+        </w:tc>
+        <w:tc>
+          <w:tcPr>
+            <w:tcW w:w="0" w:type="auto"/>
+          </w:tcPr>
+          <w:p/>
+        </w:tc>
+      </w:tr>
+      <w:tr>
+        <w:tc>
+          <w:tcPr>
+            <w:tcW w:w="0" w:type="auto"/>
+          </w:tcPr>
+          <w:p/>
+        </w:tc>
+        <w:tc>
+          <w:tcPr>
+            <w:tcW w:w="0" w:type="auto"/>
+          </w:tcPr>
+          <w:p/>
+        </w:tc>
+      </w:tr>
+      <w:tr>
+        <w:tc>
+          <w:tcPr>
+            <w:tcW w:w="0" w:type="auto"/>
+          </w:tcPr>
+          <w:p/>
+        </w:tc>
+        <w:tc>
+          <w:tcPr>
+            <w:tcW w:w="0" w:type="auto"/>
+          </w:tcPr>
+          <w:p/>
+        </w:tc>
+      </w:tr>
+      <w:tr>
+        <w:tc>
+          <w:tcPr>
+            <w:tcW w:w="0" w:type="auto"/>
+          </w:tcPr>
+          <w:p/>
+        </w:tc>
+        <w:tc>
+          <w:tcPr>
+            <w:tcW w:w="0" w:type="auto"/>
+          </w:tcPr>
+          <w:p/>
+        </w:tc>
+      </w:tr>
+      <w:tr>
+        <w:tc>
+          <w:tcPr>
+            <w:tcW w:w="0" w:type="auto"/>
+          </w:tcPr>
+          <w:p/>
+        </w:tc>
+        <w:tc>
+          <w:tcPr>
+            <w:tcW w:w="0" w:type="auto"/>
+          </w:tcPr>
+          <w:p/>
+        </w:tc>
+      </w:tr>
+      <w:tr>
+        <w:tc>
+          <w:tcPr>
+            <w:tcW w:w="0" w:type="auto"/>
+          </w:tcPr>
+          <w:p/>
+        </w:tc>
+        <w:tc>
+          <w:tcPr>
+            <w:tcW w:w="0" w:type="auto"/>
+          </w:tcPr>
+          <w:p/>
+        </w:tc>
+      </w:tr>
+      <w:tr>
+        <w:tc>
+          <w:tcPr>
+            <w:tcW w:w="0" w:type="auto"/>
+          </w:tcPr>
+          <w:p/>
+        </w:tc>
+        <w:tc>
+          <w:tcPr>
+            <w:tcW w:w="0" w:type="auto"/>
+          </w:tcPr>
+          <w:p/>
+        </w:tc>
+      </w:tr>
+      <w:tr>
+        <w:tc>
+          <w:tcPr>
+            <w:tcW w:w="0" w:type="auto"/>
+          </w:tcPr>
+          <w:p/>
+        </w:tc>
+        <w:tc>
+          <w:tcPr>
+            <w:tcW w:w="0" w:type="auto"/>
+          </w:tcPr>
+          <w:p/>
+        </w:tc>
+      </w:tr>
+      <w:tr>
+        <w:tc>
+          <w:tcPr>
+            <w:tcW w:w="0" w:type="auto"/>
+          </w:tcPr>
+          <w:p/>
+        </w:tc>
+        <w:tc>
+          <w:tcPr>
+            <w:tcW w:w="0" w:type="auto"/>
+          </w:tcPr>
+          <w:p/>
+        </w:tc>
+      </w:tr>
+      <w:tr>
+        <w:tc>
+          <w:tcPr>
+            <w:tcW w:w="0" w:type="auto"/>
+          </w:tcPr>
+          <w:p/>
+        </w:tc>
+        <w:tc>
+          <w:tcPr>
+            <w:tcW w:w="0" w:type="auto"/>
+          </w:tcPr>
+          <w:p/>
+        </w:tc>
+      </w:tr>
+      <w:tr>
+        <w:tc>
+          <w:tcPr>
+            <w:tcW w:w="0" w:type="auto"/>
+          </w:tcPr>
+          <w:p/>
+        </w:tc>
+        <w:tc>
+          <w:tcPr>
+            <w:tcW w:w="0" w:type="auto"/>
+          </w:tcPr>
+          <w:p/>
+        </w:tc>
+      </w:tr>
+      <w:tr>
+        <w:tc>
+          <w:tcPr>
+            <w:tcW w:w="0" w:type="auto"/>
+          </w:tcPr>
+          <w:p/>
+        </w:tc>
+        <w:tc>
+          <w:tcPr>
+            <w:tcW w:w="0" w:type="auto"/>
+          </w:tcPr>
+          <w:p/>
+        </w:tc>
+      </w:tr>
+      <w:tr>
+        <w:tc>
+          <w:tcPr>
+            <w:tcW w:w="0" w:type="auto"/>
+          </w:tcPr>
+          <w:p/>
+        </w:tc>
+        <w:tc>
+          <w:tcPr>
+            <w:tcW w:w="0" w:type="auto"/>
+          </w:tcPr>
+          <w:p/>
+        </w:tc>
+      </w:tr>
+      <w:tr>
+        <w:tc>
+          <w:tcPr>
+            <w:tcW w:w="0" w:type="auto"/>
+          </w:tcPr>
+          <w:p/>
+        </w:tc>
+        <w:tc>
+          <w:tcPr>
+            <w:tcW w:w="0" w:type="auto"/>
+          </w:tcPr>
+          <w:p/>
+        </w:tc>
+      </w:tr>
+      <w:tr>
+        <w:tc>
+          <w:tcPr>
+            <w:tcW w:w="0" w:type="auto"/>
+          </w:tcPr>
+          <w:p/>
+        </w:tc>
+        <w:tc>
+          <w:tcPr>
+            <w:tcW w:w="0" w:type="auto"/>
+          </w:tcPr>
+          <w:p/>
+        </w:tc>
+      </w:tr>
+      <w:tr>
+        <w:tc>
+          <w:tcPr>
+            <w:tcW w:w="0" w:type="auto"/>
+          </w:tcPr>
+          <w:p/>
+        </w:tc>
+        <w:tc>
+          <w:tcPr>
+            <w:tcW w:w="0" w:type="auto"/>
+          </w:tcPr>
+          <w:p/>
+        </w:tc>
+      </w:tr>
+      <w:tr>
+        <w:tc>
+          <w:tcPr>
+            <w:tcW w:w="0" w:type="auto"/>
+          </w:tcPr>
+          <w:p/>
+        </w:tc>
+        <w:tc>
+          <w:tcPr>
+            <w:tcW w:w="0" w:type="auto"/>
+          </w:tcPr>
+          <w:p/>
+        </w:tc>
+      </w:tr>
+      <w:tr>
+        <w:tc>
+          <w:tcPr>
+            <w:tcW w:w="0" w:type="auto"/>
+          </w:tcPr>
+          <w:p/>
+        </w:tc>
+        <w:tc>
+          <w:tcPr>
+            <w:tcW w:w="0" w:type="auto"/>
+          </w:tcPr>
+          <w:p/>
+        </w:tc>
+      </w:tr>
+      <w:tr>
+        <w:tc>
+          <w:tcPr>
+            <w:tcW w:w="0" w:type="auto"/>
+          </w:tcPr>
+          <w:p/>
+        </w:tc>
+        <w:tc>
+          <w:tcPr>
+            <w:tcW w:w="0" w:type="auto"/>
+          </w:tcPr>
+          <w:p/>
+        </w:tc>
+      </w:tr>
+      <w:tr>
+        <w:tc>
+          <w:tcPr>
+            <w:tcW w:w="0" w:type="auto"/>
+          </w:tcPr>
+          <w:p/>
+        </w:tc>
+        <w:tc>
+          <w:tcPr>
+            <w:tcW w:w="0" w:type="auto"/>
+          </w:tcPr>
+          <w:p/>
+        </w:tc>
+      </w:tr>
+      <w:tr>
+        <w:tc>
+          <w:tcPr>
+            <w:tcW w:w="0" w:type="auto"/>
+          </w:tcPr>
+          <w:p/>
+        </w:tc>
+        <w:tc>
+          <w:tcPr>
+            <w:tcW w:w="0" w:type="auto"/>
+          </w:tcPr>
+          <w:p/>
+        </w:tc>
+      </w:tr>
+      <w:tr>
+        <w:tc>
+          <w:tcPr>
+            <w:tcW w:w="0" w:type="auto"/>
+          </w:tcPr>
+          <w:p/>
+        </w:tc>
+        <w:tc>
+          <w:tcPr>
+            <w:tcW w:w="0" w:type="auto"/>
+          </w:tcPr>
+          <w:p/>
+        </w:tc>
+      </w:tr>
+      <w:tr>
+        <w:tc>
+          <w:tcPr>
+            <w:tcW w:w="0" w:type="auto"/>
+          </w:tcPr>
+          <w:p/>
+        </w:tc>
+        <w:tc>
+          <w:tcPr>
+            <w:tcW w:w="0" w:type="auto"/>
+          </w:tcPr>
+          <w:p/>
+        </w:tc>
+      </w:tr>
+      <w:tr>
+        <w:tc>
+          <w:tcPr>
+            <w:tcW w:w="0" w:type="auto"/>
+          </w:tcPr>
+          <w:p/>
+        </w:tc>
+        <w:tc>
+          <w:tcPr>
+            <w:tcW w:w="0" w:type="auto"/>
+          </w:tcPr>
+          <w:p/>
+        </w:tc>
+      </w:tr>
+      <w:tr>
+        <w:tc>
+          <w:tcPr>
+            <w:tcW w:w="0" w:type="auto"/>
+          </w:tcPr>
+          <w:p/>
+        </w:tc>
+        <w:tc>
+          <w:tcPr>
+            <w:tcW w:w="0" w:type="auto"/>
+          </w:tcPr>
+          <w:p/>
+        </w:tc>
+      </w:tr>
+      <w:tr>
+        <w:tc>
+          <w:tcPr>
+            <w:tcW w:w="0" w:type="auto"/>
+          </w:tcPr>
+          <w:p/>
+        </w:tc>
+        <w:tc>
+          <w:tcPr>
+            <w:tcW w:w="0" w:type="auto"/>
+          </w:tcPr>
+          <w:p/>
+        </w:tc>
+      </w:tr>
+      <w:tr>
+        <w:tc>
+          <w:tcPr>
+            <w:tcW w:w="0" w:type="auto"/>
+          </w:tcPr>
+          <w:p/>
+        </w:tc>
+        <w:tc>
+          <w:tcPr>
+            <w:tcW w:w="0" w:type="auto"/>
+          </w:tcPr>
+          <w:p/>
+        </w:tc>
+      </w:tr>
+      <w:tr>
+        <w:tc>
+          <w:tcPr>
+            <w:tcW w:w="0" w:type="auto"/>
+          </w:tcPr>
+          <w:p/>
+        </w:tc>
+        <w:tc>
+          <w:tcPr>
+            <w:tcW w:w="0" w:type="auto"/>
+          </w:tcPr>
+          <w:p/>
+        </w:tc>
+      </w:tr>
+      <w:tr>
+        <w:tc>
+          <w:tcPr>
+            <w:tcW w:w="0" w:type="auto"/>
+          </w:tcPr>
+          <w:p/>
+        </w:tc>
+        <w:tc>
+          <w:tcPr>
+            <w:tcW w:w="0" w:type="auto"/>
+          </w:tcPr>
+          <w:p/>
+        </w:tc>
+      </w:tr>
+      <w:tr>
+        <w:tc>
+          <w:tcPr>
+            <w:tcW w:w="0" w:type="auto"/>
+          </w:tcPr>
+          <w:p/>
+        </w:tc>
+        <w:tc>
+          <w:tcPr>
+            <w:tcW w:w="0" w:type="auto"/>
+          </w:tcPr>
+          <w:p/>
+        </w:tc>
+      </w:tr>
+      <w:tr>
+        <w:tc>
+          <w:tcPr>
+            <w:tcW w:w="0" w:type="auto"/>
+          </w:tcPr>
+          <w:p/>
+        </w:tc>
+        <w:tc>
+          <w:tcPr>
+            <w:tcW w:w="0" w:type="auto"/>
+          </w:tcPr>
+          <w:p/>
+        </w:tc>
+      </w:tr>
+      <w:tr>
+        <w:tc>
+          <w:tcPr>
+            <w:tcW w:w="0" w:type="auto"/>
+          </w:tcPr>
+          <w:p/>
+        </w:tc>
+        <w:tc>
+          <w:tcPr>
+            <w:tcW w:w="0" w:type="auto"/>
+          </w:tcPr>
+          <w:p/>
+        </w:tc>
+      </w:tr>
+      <w:tr>
+        <w:tc>
+          <w:tcPr>
+            <w:tcW w:w="0" w:type="auto"/>
+          </w:tcPr>
+          <w:p/>
+        </w:tc>
+        <w:tc>
+          <w:tcPr>
+            <w:tcW w:w="0" w:type="auto"/>
+          </w:tcPr>
+          <w:p/>
+        </w:tc>
+      </w:tr>
+      <w:tr>
+        <w:tc>
+          <w:tcPr>
+            <w:tcW w:w="0" w:type="auto"/>
+          </w:tcPr>
+          <w:p/>
+        </w:tc>
+        <w:tc>
+          <w:tcPr>
+            <w:tcW w:w="0" w:type="auto"/>
+          </w:tcPr>
+          <w:p/>
+        </w:tc>
+      </w:tr>
+      <w:tr>
+        <w:tc>
+          <w:tcPr>
+            <w:tcW w:w="0" w:type="auto"/>
+          </w:tcPr>
+          <w:p/>
+        </w:tc>
+        <w:tc>
+          <w:tcPr>
+            <w:tcW w:w="0" w:type="auto"/>
+          </w:tcPr>
+          <w:p/>
+        </w:tc>
+      </w:tr>
+      <w:tr>
+        <w:tc>
+          <w:tcPr>
+            <w:tcW w:w="0" w:type="auto"/>
+          </w:tcPr>
+          <w:p/>
+        </w:tc>
+        <w:tc>
+          <w:tcPr>
+            <w:tcW w:w="0" w:type="auto"/>
+          </w:tcPr>
+          <w:p/>
+        </w:tc>
+      </w:tr>
+      <w:tr>
+        <w:tc>
+          <w:tcPr>
+            <w:tcW w:w="0" w:type="auto"/>
+          </w:tcPr>
+          <w:p/>
+        </w:tc>
+        <w:tc>
+          <w:tcPr>
+            <w:tcW w:w="0" w:type="auto"/>
+          </w:tcPr>
+          <w:p/>
+        </w:tc>
+      </w:tr>
+      <w:tr>
+        <w:tc>
+          <w:tcPr>
+            <w:tcW w:w="0" w:type="auto"/>
+          </w:tcPr>
+          <w:p/>
+        </w:tc>
+        <w:tc>
+          <w:tcPr>
+            <w:tcW w:w="0" w:type="auto"/>
+          </w:tcPr>
+          <w:p/>
+        </w:tc>
+      </w:tr>
+      <w:tr>
+        <w:tc>
+          <w:tcPr>
+            <w:tcW w:w="0" w:type="auto"/>
+          </w:tcPr>
+          <w:p/>
+        </w:tc>
+        <w:tc>
+          <w:tcPr>
+            <w:tcW w:w="0" w:type="auto"/>
+          </w:tcPr>
+          <w:p/>
+        </w:tc>
+      </w:tr>
+      <w:tr>
+        <w:tc>
+          <w:tcPr>
+            <w:tcW w:w="0" w:type="auto"/>
+          </w:tcPr>
+          <w:p/>
+        </w:tc>
+        <w:tc>
+          <w:tcPr>
+            <w:tcW w:w="0" w:type="auto"/>
+          </w:tcPr>
+          <w:p/>
+        </w:tc>
+      </w:tr>
+      <w:tr>
+        <w:tc>
+          <w:tcPr>
+            <w:tcW w:w="0" w:type="auto"/>
+          </w:tcPr>
+          <w:p/>
+        </w:tc>
+        <w:tc>
+          <w:tcPr>
+            <w:tcW w:w="0" w:type="auto"/>
+          </w:tcPr>
+          <w:p/>
+        </w:tc>
+      </w:tr>
+      <w:tr>
+        <w:tc>
+          <w:tcPr>
+            <w:tcW w:w="0" w:type="auto"/>
+          </w:tcPr>
+          <w:p/>
+        </w:tc>
+        <w:tc>
+          <w:tcPr>
+            <w:tcW w:w="0" w:type="auto"/>
+          </w:tcPr>
+          <w:p/>
+        </w:tc>
+      </w:tr>
+      <w:tr>
+        <w:tc>
+          <w:tcPr>
+            <w:tcW w:w="0" w:type="auto"/>
+          </w:tcPr>
+          <w:p/>
+        </w:tc>
+        <w:tc>
+          <w:tcPr>
+            <w:tcW w:w="0" w:type="auto"/>
+          </w:tcPr>
+          <w:p/>
+        </w:tc>
+      </w:tr>
+      <w:tr>
+        <w:tc>
+          <w:tcPr>
+            <w:tcW w:w="0" w:type="auto"/>
+          </w:tcPr>
+          <w:p/>
+        </w:tc>
+        <w:tc>
+          <w:tcPr>
+            <w:tcW w:w="0" w:type="auto"/>
+          </w:tcPr>
+          <w:p/>
+        </w:tc>
+      </w:tr>
+      <w:tr>
+        <w:tc>
+          <w:tcPr>
+            <w:tcW w:w="0" w:type="auto"/>
+          </w:tcPr>
+          <w:p/>
+        </w:tc>
+        <w:tc>
+          <w:tcPr>
+            <w:tcW w:w="0" w:type="auto"/>
+          </w:tcPr>
+          <w:p/>
+        </w:tc>
+      </w:tr>
+      <w:tr>
+        <w:tc>
+          <w:tcPr>
+            <w:tcW w:w="0" w:type="auto"/>
+          </w:tcPr>
+          <w:p/>
+        </w:tc>
+        <w:tc>
+          <w:tcPr>
+            <w:tcW w:w="0" w:type="auto"/>
+          </w:tcPr>
+          <w:p/>
+        </w:tc>
+      </w:tr>
+      <w:tr>
+        <w:tc>
+          <w:tcPr>
+            <w:tcW w:w="0" w:type="auto"/>
+          </w:tcPr>
+          <w:p/>
+        </w:tc>
+        <w:tc>
+          <w:tcPr>
+            <w:tcW w:w="0" w:type="auto"/>
+          </w:tcPr>
+          <w:p/>
+        </w:tc>
+      </w:tr>
+      <w:tr>
+        <w:tc>
+          <w:tcPr>
+            <w:tcW w:w="0" w:type="auto"/>
+          </w:tcPr>
+          <w:p/>
+        </w:tc>
+        <w:tc>
+          <w:tcPr>
+            <w:tcW w:w="0" w:type="auto"/>
+          </w:tcPr>
+          <w:p/>
+        </w:tc>
+      </w:tr>
+      <w:tr>
+        <w:tc>
+          <w:tcPr>
+            <w:tcW w:w="0" w:type="auto"/>
+          </w:tcPr>
+          <w:p/>
+        </w:tc>
+        <w:tc>
+          <w:tcPr>
+            <w:tcW w:w="0" w:type="auto"/>
+          </w:tcPr>
+          <w:p/>
+        </w:tc>
+      </w:tr>
+      <w:tr>
+        <w:tc>
+          <w:tcPr>
+            <w:tcW w:w="0" w:type="auto"/>
+          </w:tcPr>
+          <w:p/>
+        </w:tc>
+        <w:tc>
+          <w:tcPr>
+            <w:tcW w:w="0" w:type="auto"/>
+          </w:tcPr>
+          <w:p/>
+        </w:tc>
+      </w:tr>
+      <w:tr>
+        <w:tc>
+          <w:tcPr>
+            <w:tcW w:w="0" w:type="auto"/>
+          </w:tcPr>
+          <w:p/>
+        </w:tc>
+        <w:tc>
+          <w:tcPr>
+            <w:tcW w:w="0" w:type="auto"/>
+          </w:tcPr>
+          <w:p/>
+        </w:tc>
+      </w:tr>
+      <w:tr>
+        <w:tc>
+          <w:tcPr>
+            <w:tcW w:w="0" w:type="auto"/>
+          </w:tcPr>
+          <w:p/>
+        </w:tc>
+        <w:tc>
+          <w:tcPr>
+            <w:tcW w:w="0" w:type="auto"/>
+          </w:tcPr>
+          <w:p/>
+        </w:tc>
+      </w:tr>
+      <w:tr>
+        <w:tc>
+          <w:tcPr>
+            <w:tcW w:w="0" w:type="auto"/>
+          </w:tcPr>
+          <w:p/>
+        </w:tc>
+        <w:tc>
+          <w:tcPr>
+            <w:tcW w:w="0" w:type="auto"/>
+          </w:tcPr>
+          <w:p/>
+        </w:tc>
+      </w:tr>
+      <w:tr>
+        <w:tc>
+          <w:tcPr>
+            <w:tcW w:w="0" w:type="auto"/>
+          </w:tcPr>
+          <w:p/>
+        </w:tc>
+        <w:tc>
+          <w:tcPr>
+            <w:tcW w:w="0" w:type="auto"/>
+          </w:tcPr>
+          <w:p/>
+        </w:tc>
+      </w:tr>
+      <w:tr>
+        <w:tc>
+          <w:tcPr>
+            <w:tcW w:w="0" w:type="auto"/>
+          </w:tcPr>
+          <w:p/>
+        </w:tc>
+        <w:tc>
+          <w:tcPr>
+            <w:tcW w:w="0" w:type="auto"/>
+          </w:tcPr>
+          <w:p/>
+        </w:tc>
+      </w:tr>
+      <w:tr>
+        <w:tc>
+          <w:tcPr>
+            <w:tcW w:w="0" w:type="auto"/>
+          </w:tcPr>
+          <w:p/>
+        </w:tc>
+        <w:tc>
+          <w:tcPr>
+            <w:tcW w:w="0" w:type="auto"/>
+          </w:tcPr>
+          <w:p/>
+        </w:tc>
+      </w:tr>
+      <w:tr>
+        <w:tc>
+          <w:tcPr>
+            <w:tcW w:w="0" w:type="auto"/>
+          </w:tcPr>
+          <w:p/>
+        </w:tc>
+        <w:tc>
+          <w:tcPr>
+            <w:tcW w:w="0" w:type="auto"/>
+          </w:tcPr>
+          <w:p/>
+        </w:tc>
+      </w:tr>
+      <w:tr>
+        <w:tc>
+          <w:tcPr>
+            <w:tcW w:w="0" w:type="auto"/>
+          </w:tcPr>
+          <w:p/>
+        </w:tc>
+        <w:tc>
+          <w:tcPr>
+            <w:tcW w:w="0" w:type="auto"/>
+          </w:tcPr>
+          <w:p/>
+        </w:tc>
+      </w:tr>
+      <w:tr>
+        <w:tc>
+          <w:tcPr>
+            <w:tcW w:w="0" w:type="auto"/>
+          </w:tcPr>
+          <w:p/>
+        </w:tc>
+        <w:tc>
+          <w:tcPr>
+            <w:tcW w:w="0" w:type="auto"/>
+          </w:tcPr>
+          <w:p/>
+        </w:tc>
+      </w:tr>
+      <w:tr>
+        <w:tc>
+          <w:tcPr>
+            <w:tcW w:w="0" w:type="auto"/>
+          </w:tcPr>
+          <w:p/>
+        </w:tc>
+        <w:tc>
+          <w:tcPr>
+            <w:tcW w:w="0" w:type="auto"/>
+          </w:tcPr>
+          <w:p/>
+        </w:tc>
+      </w:tr>
+      <w:tr>
+        <w:tc>
+          <w:tcPr>
+            <w:tcW w:w="0" w:type="auto"/>
+          </w:tcPr>
+          <w:p/>
+        </w:tc>
+        <w:tc>
+          <w:tcPr>
+            <w:tcW w:w="0" w:type="auto"/>
+          </w:tcPr>
+          <w:p/>
+        </w:tc>
+      </w:tr>
+      <w:tr>
+        <w:tc>
+          <w:tcPr>
+            <w:tcW w:w="0" w:type="auto"/>
+          </w:tcPr>
+          <w:p/>
+        </w:tc>
+        <w:tc>
+          <w:tcPr>
+            <w:tcW w:w="0" w:type="auto"/>
+          </w:tcPr>
+          <w:p/>
+        </w:tc>
+      </w:tr>
+      <w:tr>
+        <w:tc>
+          <w:tcPr>
+            <w:tcW w:w="0" w:type="auto"/>
+          </w:tcPr>
+          <w:p/>
+        </w:tc>
+        <w:tc>
+          <w:tcPr>
+            <w:tcW w:w="0" w:type="auto"/>
+          </w:tcPr>
+          <w:p/>
+        </w:tc>
+      </w:tr>
+      <w:tr>
+        <w:tc>
+          <w:tcPr>
+            <w:tcW w:w="0" w:type="auto"/>
+          </w:tcPr>
+          <w:p/>
+        </w:tc>
+        <w:tc>
+          <w:tcPr>
+            <w:tcW w:w="0" w:type="auto"/>
+          </w:tcPr>
+          <w:p/>
+        </w:tc>
+      </w:tr>
+      <w:tr>
+        <w:tc>
+          <w:tcPr>
+            <w:tcW w:w="0" w:type="auto"/>
+          </w:tcPr>
+          <w:p/>
+        </w:tc>
+        <w:tc>
+          <w:tcPr>
+            <w:tcW w:w="0" w:type="auto"/>
+          </w:tcPr>
+          <w:p/>
+        </w:tc>
+      </w:tr>
+      <w:tr>
+        <w:tc>
+          <w:tcPr>
+            <w:tcW w:w="0" w:type="auto"/>
+          </w:tcPr>
+          <w:p/>
+        </w:tc>
+        <w:tc>
+          <w:tcPr>
+            <w:tcW w:w="0" w:type="auto"/>
+          </w:tcPr>
+          <w:p/>
+        </w:tc>
+      </w:tr>
+      <w:tr>
+        <w:tc>
+          <w:tcPr>
+            <w:tcW w:w="0" w:type="auto"/>
+          </w:tcPr>
+          <w:p/>
+        </w:tc>
+        <w:tc>
+          <w:tcPr>
+            <w:tcW w:w="0" w:type="auto"/>
+          </w:tcPr>
+          <w:p/>
+        </w:tc>
+      </w:tr>
+      <w:tr>
+        <w:tc>
+          <w:tcPr>
+            <w:tcW w:w="0" w:type="auto"/>
+          </w:tcPr>
+          <w:p/>
+        </w:tc>
+        <w:tc>
+          <w:tcPr>
+            <w:tcW w:w="0" w:type="auto"/>
+          </w:tcPr>
+          <w:p/>
+        </w:tc>
+      </w:tr>
+      <w:tr>
+        <w:tc>
+          <w:tcPr>
+            <w:tcW w:w="0" w:type="auto"/>
+          </w:tcPr>
+          <w:p/>
+        </w:tc>
+        <w:tc>
+          <w:tcPr>
+            <w:tcW w:w="0" w:type="auto"/>
+          </w:tcPr>
           <w:p>
             <w:r>
               <w:t xml:space="preserve">One, with a very long line to demonstrate that the hanging indent for the list is working correctly </w:t>
@@ -124,6 +1769,12 @@
           <w:tcPr>
             <w:tcW w:w="0" w:type="auto"/>
           </w:tcPr>
+          <w:p/>
+        </w:tc>
+        <w:tc>
+          <w:tcPr>
+            <w:tcW w:w="0" w:type="auto"/>
+          </w:tcPr>
           <w:p>
             <w:r>
               <w:t xml:space="preserve">Two </w:t>
@@ -136,6 +1787,26 @@
           <w:tcPr>
             <w:tcW w:w="0" w:type="auto"/>
           </w:tcPr>
+          <w:p/>
+        </w:tc>
+        <w:tc>
+          <w:tcPr>
+            <w:tcW w:w="0" w:type="auto"/>
+          </w:tcPr>
+          <w:p/>
+        </w:tc>
+      </w:tr>
+      <w:tr>
+        <w:tc>
+          <w:tcPr>
+            <w:tcW w:w="0" w:type="auto"/>
+          </w:tcPr>
+          <w:p/>
+        </w:tc>
+        <w:tc>
+          <w:tcPr>
+            <w:tcW w:w="0" w:type="auto"/>
+          </w:tcPr>
           <w:p>
             <w:r>
               <w:t xml:space="preserve">One </w:t>
@@ -148,6 +1819,12 @@
           <w:tcPr>
             <w:tcW w:w="0" w:type="auto"/>
           </w:tcPr>
+          <w:p/>
+        </w:tc>
+        <w:tc>
+          <w:tcPr>
+            <w:tcW w:w="0" w:type="auto"/>
+          </w:tcPr>
           <w:p>
             <w:r>
               <w:t xml:space="preserve">Two </w:t>
@@ -160,6 +1837,12 @@
           <w:tcPr>
             <w:tcW w:w="0" w:type="auto"/>
           </w:tcPr>
+          <w:p/>
+        </w:tc>
+        <w:tc>
+          <w:tcPr>
+            <w:tcW w:w="0" w:type="auto"/>
+          </w:tcPr>
           <w:p>
             <w:r>
               <w:t xml:space="preserve">Three </w:t>
@@ -172,6 +1855,12 @@
           <w:tcPr>
             <w:tcW w:w="0" w:type="auto"/>
           </w:tcPr>
+          <w:p/>
+        </w:tc>
+        <w:tc>
+          <w:tcPr>
+            <w:tcW w:w="0" w:type="auto"/>
+          </w:tcPr>
           <w:p>
             <w:r>
               <w:t xml:space="preserve">Four with a very long line to demonstrate that the hanging indent for the list is working correctly. </w:t>
@@ -184,6 +1873,12 @@
           <w:tcPr>
             <w:tcW w:w="0" w:type="auto"/>
           </w:tcPr>
+          <w:p/>
+        </w:tc>
+        <w:tc>
+          <w:tcPr>
+            <w:tcW w:w="0" w:type="auto"/>
+          </w:tcPr>
           <w:p>
             <w:r>
               <w:t xml:space="preserve">Five </w:t>
@@ -196,6 +1891,12 @@
           <w:tcPr>
             <w:tcW w:w="0" w:type="auto"/>
           </w:tcPr>
+          <w:p/>
+        </w:tc>
+        <w:tc>
+          <w:tcPr>
+            <w:tcW w:w="0" w:type="auto"/>
+          </w:tcPr>
           <w:p>
             <w:r>
               <w:t xml:space="preserve">Six </w:t>
@@ -208,6 +1909,110 @@
           <w:tcPr>
             <w:tcW w:w="0" w:type="auto"/>
           </w:tcPr>
+          <w:p/>
+        </w:tc>
+        <w:tc>
+          <w:tcPr>
+            <w:tcW w:w="0" w:type="auto"/>
+          </w:tcPr>
+          <w:p/>
+        </w:tc>
+      </w:tr>
+      <w:tr>
+        <w:tc>
+          <w:tcPr>
+            <w:tcW w:w="0" w:type="auto"/>
+          </w:tcPr>
+          <w:p/>
+        </w:tc>
+        <w:tc>
+          <w:tcPr>
+            <w:tcW w:w="0" w:type="auto"/>
+          </w:tcPr>
+          <w:p/>
+        </w:tc>
+      </w:tr>
+      <w:tr>
+        <w:tc>
+          <w:tcPr>
+            <w:tcW w:w="0" w:type="auto"/>
+          </w:tcPr>
+          <w:p/>
+        </w:tc>
+        <w:tc>
+          <w:tcPr>
+            <w:tcW w:w="0" w:type="auto"/>
+          </w:tcPr>
+          <w:p/>
+        </w:tc>
+      </w:tr>
+      <w:tr>
+        <w:tc>
+          <w:tcPr>
+            <w:tcW w:w="0" w:type="auto"/>
+          </w:tcPr>
+          <w:p/>
+        </w:tc>
+        <w:tc>
+          <w:tcPr>
+            <w:tcW w:w="0" w:type="auto"/>
+          </w:tcPr>
+          <w:p/>
+        </w:tc>
+      </w:tr>
+      <w:tr>
+        <w:tc>
+          <w:tcPr>
+            <w:tcW w:w="0" w:type="auto"/>
+          </w:tcPr>
+          <w:p/>
+        </w:tc>
+        <w:tc>
+          <w:tcPr>
+            <w:tcW w:w="0" w:type="auto"/>
+          </w:tcPr>
+          <w:p/>
+        </w:tc>
+      </w:tr>
+      <w:tr>
+        <w:tc>
+          <w:tcPr>
+            <w:tcW w:w="0" w:type="auto"/>
+          </w:tcPr>
+          <w:p/>
+        </w:tc>
+        <w:tc>
+          <w:tcPr>
+            <w:tcW w:w="0" w:type="auto"/>
+          </w:tcPr>
+          <w:p/>
+        </w:tc>
+      </w:tr>
+      <w:tr>
+        <w:tc>
+          <w:tcPr>
+            <w:tcW w:w="0" w:type="auto"/>
+          </w:tcPr>
+          <w:p/>
+        </w:tc>
+        <w:tc>
+          <w:tcPr>
+            <w:tcW w:w="0" w:type="auto"/>
+          </w:tcPr>
+          <w:p/>
+        </w:tc>
+      </w:tr>
+      <w:tr>
+        <w:tc>
+          <w:tcPr>
+            <w:tcW w:w="0" w:type="auto"/>
+          </w:tcPr>
+          <w:p/>
+        </w:tc>
+        <w:tc>
+          <w:tcPr>
+            <w:tcW w:w="0" w:type="auto"/>
+          </w:tcPr>
           <w:p>
             <w:r>
               <w:t xml:space="preserve">One </w:t>
@@ -220,6 +2025,12 @@
           <w:tcPr>
             <w:tcW w:w="0" w:type="auto"/>
           </w:tcPr>
+          <w:p/>
+        </w:tc>
+        <w:tc>
+          <w:tcPr>
+            <w:tcW w:w="0" w:type="auto"/>
+          </w:tcPr>
           <w:p>
             <w:r>
               <w:t xml:space="preserve">Two </w:t>
@@ -232,6 +2043,26 @@
           <w:tcPr>
             <w:tcW w:w="0" w:type="auto"/>
           </w:tcPr>
+          <w:p/>
+        </w:tc>
+        <w:tc>
+          <w:tcPr>
+            <w:tcW w:w="0" w:type="auto"/>
+          </w:tcPr>
+          <w:p/>
+        </w:tc>
+      </w:tr>
+      <w:tr>
+        <w:tc>
+          <w:tcPr>
+            <w:tcW w:w="0" w:type="auto"/>
+          </w:tcPr>
+          <w:p/>
+        </w:tc>
+        <w:tc>
+          <w:tcPr>
+            <w:tcW w:w="0" w:type="auto"/>
+          </w:tcPr>
           <w:p>
             <w:r>
               <w:t xml:space="preserve">We now resume our normal programming </w:t>
@@ -240,6 +2071,12 @@
         </w:tc>
       </w:tr>
       <w:tr>
+        <w:tc>
+          <w:tcPr>
+            <w:tcW w:w="0" w:type="auto"/>
+          </w:tcPr>
+          <w:p/>
+        </w:tc>
         <w:tc>
           <w:tcPr>
             <w:tcW w:w="0" w:type="auto"/>
@@ -819,6 +2656,44 @@
           <w:tcPr>
             <w:tcW w:w="0" w:type="auto"/>
           </w:tcPr>
+          <w:p/>
+        </w:tc>
+        <w:tc>
+          <w:tcPr>
+            <w:tcW w:w="0" w:type="auto"/>
+          </w:tcPr>
+          <w:p/>
+        </w:tc>
+        <w:tc>
+          <w:tcPr>
+            <w:tcW w:w="0" w:type="auto"/>
+          </w:tcPr>
+          <w:p/>
+        </w:tc>
+        <w:tc>
+          <w:tcPr>
+            <w:tcW w:w="0" w:type="auto"/>
+          </w:tcPr>
+          <w:p/>
+        </w:tc>
+        <w:tc>
+          <w:tcPr>
+            <w:tcW w:w="0" w:type="auto"/>
+          </w:tcPr>
+          <w:p/>
+        </w:tc>
+        <w:tc>
+          <w:tcPr>
+            <w:tcW w:w="0" w:type="auto"/>
+          </w:tcPr>
+          <w:p/>
+        </w:tc>
+      </w:tr>
+      <w:tr>
+        <w:tc>
+          <w:tcPr>
+            <w:tcW w:w="0" w:type="auto"/>
+          </w:tcPr>
           <w:p>
             <w:r>
               <w:t xml:space="preserve">Tables in Word can vary from the extremely simple to the extremely complex. calibre tries to do its best when converting tables. While you may run into trouble with the occasional table, the vast majority of common cases should be converted very well, as demonstrated in this section. Note that for optimum results, when creating tables in Word, you should set their widths using percentages, rather than absolute units.  To the left of this paragraph is a floating two column table with a nice green border and header row. </w:t>
@@ -1215,6 +3090,32 @@
           <w:tcPr>
             <w:tcW w:w="0" w:type="auto"/>
           </w:tcPr>
+          <w:p/>
+        </w:tc>
+        <w:tc>
+          <w:tcPr>
+            <w:tcW w:w="0" w:type="auto"/>
+          </w:tcPr>
+          <w:p/>
+        </w:tc>
+        <w:tc>
+          <w:tcPr>
+            <w:tcW w:w="0" w:type="auto"/>
+          </w:tcPr>
+          <w:p/>
+        </w:tc>
+        <w:tc>
+          <w:tcPr>
+            <w:tcW w:w="0" w:type="auto"/>
+          </w:tcPr>
+          <w:p/>
+        </w:tc>
+      </w:tr>
+      <w:tr>
+        <w:tc>
+          <w:tcPr>
+            <w:tcW w:w="0" w:type="auto"/>
+          </w:tcPr>
           <w:p>
             <w:r>
               <w:t xml:space="preserve">College </w:t>
@@ -1537,6 +3438,58 @@
           <w:tcPr>
             <w:tcW w:w="0" w:type="auto"/>
           </w:tcPr>
+          <w:p/>
+        </w:tc>
+        <w:tc>
+          <w:tcPr>
+            <w:tcW w:w="0" w:type="auto"/>
+          </w:tcPr>
+          <w:p/>
+        </w:tc>
+        <w:tc>
+          <w:tcPr>
+            <w:tcW w:w="0" w:type="auto"/>
+          </w:tcPr>
+          <w:p/>
+        </w:tc>
+        <w:tc>
+          <w:tcPr>
+            <w:tcW w:w="0" w:type="auto"/>
+          </w:tcPr>
+          <w:p/>
+        </w:tc>
+      </w:tr>
+      <w:tr>
+        <w:tc>
+          <w:tcPr>
+            <w:tcW w:w="0" w:type="auto"/>
+          </w:tcPr>
+          <w:p/>
+        </w:tc>
+        <w:tc>
+          <w:tcPr>
+            <w:tcW w:w="0" w:type="auto"/>
+          </w:tcPr>
+          <w:p/>
+        </w:tc>
+        <w:tc>
+          <w:tcPr>
+            <w:tcW w:w="0" w:type="auto"/>
+          </w:tcPr>
+          <w:p/>
+        </w:tc>
+        <w:tc>
+          <w:tcPr>
+            <w:tcW w:w="0" w:type="auto"/>
+          </w:tcPr>
+          <w:p/>
+        </w:tc>
+      </w:tr>
+      <w:tr>
+        <w:tc>
+          <w:tcPr>
+            <w:tcW w:w="0" w:type="auto"/>
+          </w:tcPr>
           <w:p>
             <w:r>
               <w:rPr>
@@ -1554,6 +3507,84 @@
           <w:tcPr>
             <w:tcW w:w="0" w:type="auto"/>
           </w:tcPr>
+          <w:p/>
+        </w:tc>
+        <w:tc>
+          <w:tcPr>
+            <w:tcW w:w="0" w:type="auto"/>
+          </w:tcPr>
+          <w:p/>
+        </w:tc>
+        <w:tc>
+          <w:tcPr>
+            <w:tcW w:w="0" w:type="auto"/>
+          </w:tcPr>
+          <w:p/>
+        </w:tc>
+        <w:tc>
+          <w:tcPr>
+            <w:tcW w:w="0" w:type="auto"/>
+          </w:tcPr>
+          <w:p/>
+        </w:tc>
+      </w:tr>
+      <w:tr>
+        <w:tc>
+          <w:tcPr>
+            <w:tcW w:w="0" w:type="auto"/>
+          </w:tcPr>
+          <w:p/>
+        </w:tc>
+        <w:tc>
+          <w:tcPr>
+            <w:tcW w:w="0" w:type="auto"/>
+          </w:tcPr>
+          <w:p/>
+        </w:tc>
+        <w:tc>
+          <w:tcPr>
+            <w:tcW w:w="0" w:type="auto"/>
+          </w:tcPr>
+          <w:p/>
+        </w:tc>
+        <w:tc>
+          <w:tcPr>
+            <w:tcW w:w="0" w:type="auto"/>
+          </w:tcPr>
+          <w:p/>
+        </w:tc>
+      </w:tr>
+      <w:tr>
+        <w:tc>
+          <w:tcPr>
+            <w:tcW w:w="0" w:type="auto"/>
+          </w:tcPr>
+          <w:p/>
+        </w:tc>
+        <w:tc>
+          <w:tcPr>
+            <w:tcW w:w="0" w:type="auto"/>
+          </w:tcPr>
+          <w:p/>
+        </w:tc>
+        <w:tc>
+          <w:tcPr>
+            <w:tcW w:w="0" w:type="auto"/>
+          </w:tcPr>
+          <w:p/>
+        </w:tc>
+        <w:tc>
+          <w:tcPr>
+            <w:tcW w:w="0" w:type="auto"/>
+          </w:tcPr>
+          <w:p/>
+        </w:tc>
+      </w:tr>
+      <w:tr>
+        <w:tc>
+          <w:tcPr>
+            <w:tcW w:w="0" w:type="auto"/>
+          </w:tcPr>
           <w:p>
             <w:r>
               <w:t xml:space="preserve">Next, we have something a little more complex, a nested table, i.e. a table inside another table. Additionally, the inner table has some of its cells merged. The table is displayed horizontally centered. </w:t>
@@ -1566,6 +3597,32 @@
           <w:tcPr>
             <w:tcW w:w="0" w:type="auto"/>
           </w:tcPr>
+          <w:p/>
+        </w:tc>
+        <w:tc>
+          <w:tcPr>
+            <w:tcW w:w="0" w:type="auto"/>
+          </w:tcPr>
+          <w:p/>
+        </w:tc>
+        <w:tc>
+          <w:tcPr>
+            <w:tcW w:w="0" w:type="auto"/>
+          </w:tcPr>
+          <w:p/>
+        </w:tc>
+        <w:tc>
+          <w:tcPr>
+            <w:tcW w:w="0" w:type="auto"/>
+          </w:tcPr>
+          <w:p/>
+        </w:tc>
+      </w:tr>
+      <w:tr>
+        <w:tc>
+          <w:tcPr>
+            <w:tcW w:w="0" w:type="auto"/>
+          </w:tcPr>
           <w:p>
             <w:r>
               <w:t xml:space="preserve">One </w:t>
@@ -1606,6 +3663,12 @@
         </w:tc>
       </w:tr>
       <w:tr>
+        <w:tc>
+          <w:tcPr>
+            <w:tcW w:w="0" w:type="auto"/>
+          </w:tcPr>
+          <w:p/>
+        </w:tc>
         <w:tc>
           <w:tcPr>
             <w:tcW w:w="0" w:type="auto"/>
@@ -1679,6 +3742,86 @@
           <w:tcPr>
             <w:tcW w:w="0" w:type="auto"/>
           </w:tcPr>
+          <w:p/>
+        </w:tc>
+        <w:tc>
+          <w:tcPr>
+            <w:tcW w:w="0" w:type="auto"/>
+          </w:tcPr>
+          <w:p/>
+        </w:tc>
+        <w:tc>
+          <w:tcPr>
+            <w:tcW w:w="0" w:type="auto"/>
+          </w:tcPr>
+          <w:p/>
+        </w:tc>
+        <w:tc>
+          <w:tcPr>
+            <w:tcW w:w="0" w:type="auto"/>
+          </w:tcPr>
+          <w:p/>
+        </w:tc>
+        <w:tc>
+          <w:tcPr>
+            <w:tcW w:w="0" w:type="auto"/>
+          </w:tcPr>
+          <w:p/>
+        </w:tc>
+        <w:tc>
+          <w:tcPr>
+            <w:tcW w:w="0" w:type="auto"/>
+          </w:tcPr>
+          <w:p/>
+        </w:tc>
+        <w:tc>
+          <w:tcPr>
+            <w:tcW w:w="0" w:type="auto"/>
+          </w:tcPr>
+          <w:p/>
+        </w:tc>
+        <w:tc>
+          <w:tcPr>
+            <w:tcW w:w="0" w:type="auto"/>
+          </w:tcPr>
+          <w:p/>
+        </w:tc>
+        <w:tc>
+          <w:tcPr>
+            <w:tcW w:w="0" w:type="auto"/>
+          </w:tcPr>
+          <w:p/>
+        </w:tc>
+        <w:tc>
+          <w:tcPr>
+            <w:tcW w:w="0" w:type="auto"/>
+          </w:tcPr>
+          <w:p/>
+        </w:tc>
+        <w:tc>
+          <w:tcPr>
+            <w:tcW w:w="0" w:type="auto"/>
+          </w:tcPr>
+          <w:p/>
+        </w:tc>
+        <w:tc>
+          <w:tcPr>
+            <w:tcW w:w="0" w:type="auto"/>
+          </w:tcPr>
+          <w:p/>
+        </w:tc>
+        <w:tc>
+          <w:tcPr>
+            <w:tcW w:w="0" w:type="auto"/>
+          </w:tcPr>
+          <w:p/>
+        </w:tc>
+      </w:tr>
+      <w:tr>
+        <w:tc>
+          <w:tcPr>
+            <w:tcW w:w="0" w:type="auto"/>
+          </w:tcPr>
           <w:p>
             <w:r>
               <w:t xml:space="preserve">December 2007 </w:t>
@@ -2840,6 +4983,14 @@
           <w:tcPr>
             <w:tcW w:w="0" w:type="auto"/>
           </w:tcPr>
+          <w:p/>
+        </w:tc>
+      </w:tr>
+      <w:tr>
+        <w:tc>
+          <w:tcPr>
+            <w:tcW w:w="0" w:type="auto"/>
+          </w:tcPr>
           <w:p>
             <w:r>
               <w:t xml:space="preserve">Miscellaneous structural elements you can add to your document, like footnotes, endnotes, dropcaps and the like.  </w:t>
@@ -3010,6 +5161,14 @@
               <w:t xml:space="preserve">Centered images like this are useful for large pictures that should be a focus of attention.  </w:t>
             </w:r>
           </w:p>
+        </w:tc>
+      </w:tr>
+      <w:tr>
+        <w:tc>
+          <w:tcPr>
+            <w:tcW w:w="0" w:type="auto"/>
+          </w:tcPr>
+          <w:p/>
         </w:tc>
       </w:tr>
       <w:tr>
@@ -3059,6 +5218,174 @@
           <w:tcPr>
             <w:tcW w:w="0" w:type="auto"/>
           </w:tcPr>
+          <w:p/>
+        </w:tc>
+      </w:tr>
+      <w:tr>
+        <w:tc>
+          <w:tcPr>
+            <w:tcW w:w="0" w:type="auto"/>
+          </w:tcPr>
+          <w:p/>
+        </w:tc>
+      </w:tr>
+      <w:tr>
+        <w:tc>
+          <w:tcPr>
+            <w:tcW w:w="0" w:type="auto"/>
+          </w:tcPr>
+          <w:p/>
+        </w:tc>
+      </w:tr>
+      <w:tr>
+        <w:tc>
+          <w:tcPr>
+            <w:tcW w:w="0" w:type="auto"/>
+          </w:tcPr>
+          <w:p/>
+        </w:tc>
+      </w:tr>
+      <w:tr>
+        <w:tc>
+          <w:tcPr>
+            <w:tcW w:w="0" w:type="auto"/>
+          </w:tcPr>
+          <w:p/>
+        </w:tc>
+      </w:tr>
+      <w:tr>
+        <w:tc>
+          <w:tcPr>
+            <w:tcW w:w="0" w:type="auto"/>
+          </w:tcPr>
+          <w:p/>
+        </w:tc>
+      </w:tr>
+      <w:tr>
+        <w:tc>
+          <w:tcPr>
+            <w:tcW w:w="0" w:type="auto"/>
+          </w:tcPr>
+          <w:p/>
+        </w:tc>
+      </w:tr>
+      <w:tr>
+        <w:tc>
+          <w:tcPr>
+            <w:tcW w:w="0" w:type="auto"/>
+          </w:tcPr>
+          <w:p/>
+        </w:tc>
+      </w:tr>
+      <w:tr>
+        <w:tc>
+          <w:tcPr>
+            <w:tcW w:w="0" w:type="auto"/>
+          </w:tcPr>
+          <w:p/>
+        </w:tc>
+      </w:tr>
+      <w:tr>
+        <w:tc>
+          <w:tcPr>
+            <w:tcW w:w="0" w:type="auto"/>
+          </w:tcPr>
+          <w:p/>
+        </w:tc>
+      </w:tr>
+      <w:tr>
+        <w:tc>
+          <w:tcPr>
+            <w:tcW w:w="0" w:type="auto"/>
+          </w:tcPr>
+          <w:p/>
+        </w:tc>
+      </w:tr>
+      <w:tr>
+        <w:tc>
+          <w:tcPr>
+            <w:tcW w:w="0" w:type="auto"/>
+          </w:tcPr>
+          <w:p/>
+        </w:tc>
+      </w:tr>
+      <w:tr>
+        <w:tc>
+          <w:tcPr>
+            <w:tcW w:w="0" w:type="auto"/>
+          </w:tcPr>
+          <w:p/>
+        </w:tc>
+      </w:tr>
+      <w:tr>
+        <w:tc>
+          <w:tcPr>
+            <w:tcW w:w="0" w:type="auto"/>
+          </w:tcPr>
+          <w:p/>
+        </w:tc>
+      </w:tr>
+      <w:tr>
+        <w:tc>
+          <w:tcPr>
+            <w:tcW w:w="0" w:type="auto"/>
+          </w:tcPr>
+          <w:p/>
+        </w:tc>
+      </w:tr>
+      <w:tr>
+        <w:tc>
+          <w:tcPr>
+            <w:tcW w:w="0" w:type="auto"/>
+          </w:tcPr>
+          <w:p/>
+        </w:tc>
+      </w:tr>
+      <w:tr>
+        <w:tc>
+          <w:tcPr>
+            <w:tcW w:w="0" w:type="auto"/>
+          </w:tcPr>
+          <w:p/>
+        </w:tc>
+      </w:tr>
+      <w:tr>
+        <w:tc>
+          <w:tcPr>
+            <w:tcW w:w="0" w:type="auto"/>
+          </w:tcPr>
+          <w:p/>
+        </w:tc>
+      </w:tr>
+      <w:tr>
+        <w:tc>
+          <w:tcPr>
+            <w:tcW w:w="0" w:type="auto"/>
+          </w:tcPr>
+          <w:p/>
+        </w:tc>
+      </w:tr>
+      <w:tr>
+        <w:tc>
+          <w:tcPr>
+            <w:tcW w:w="0" w:type="auto"/>
+          </w:tcPr>
+          <w:p/>
+        </w:tc>
+      </w:tr>
+      <w:tr>
+        <w:tc>
+          <w:tcPr>
+            <w:tcW w:w="0" w:type="auto"/>
+          </w:tcPr>
+          <w:p/>
+        </w:tc>
+      </w:tr>
+      <w:tr>
+        <w:tc>
+          <w:tcPr>
+            <w:tcW w:w="0" w:type="auto"/>
+          </w:tcPr>
           <w:p>
             <w:r>
               <w:rPr>
@@ -3565,11 +5892,12 @@
         </w:tblBorders>
       </w:tblPr>
       <w:tblGrid>
-        <w:gridCol w:w="1805"/>
-        <w:gridCol w:w="1805"/>
-        <w:gridCol w:w="1805"/>
-        <w:gridCol w:w="1805"/>
-        <w:gridCol w:w="1805"/>
+        <w:gridCol w:w="1504"/>
+        <w:gridCol w:w="1504"/>
+        <w:gridCol w:w="1504"/>
+        <w:gridCol w:w="1504"/>
+        <w:gridCol w:w="1504"/>
+        <w:gridCol w:w="1504"/>
       </w:tblGrid>
       <w:tr>
         <w:tc>
@@ -3588,6 +5916,24 @@
           <w:tcPr>
             <w:tcW w:w="0" w:type="auto"/>
           </w:tcPr>
+          <w:p/>
+        </w:tc>
+        <w:tc>
+          <w:tcPr>
+            <w:tcW w:w="0" w:type="auto"/>
+          </w:tcPr>
+          <w:p/>
+        </w:tc>
+        <w:tc>
+          <w:tcPr>
+            <w:tcW w:w="0" w:type="auto"/>
+          </w:tcPr>
+          <w:p/>
+        </w:tc>
+        <w:tc>
+          <w:tcPr>
+            <w:tcW w:w="0" w:type="auto"/>
+          </w:tcPr>
           <w:p>
             <w:r>
               <w:t xml:space="preserve">Series 1</w:t>
@@ -3616,6 +5962,18 @@
         </w:tc>
       </w:tr>
       <w:tr>
+        <w:tc>
+          <w:tcPr>
+            <w:tcW w:w="0" w:type="auto"/>
+          </w:tcPr>
+          <w:p/>
+        </w:tc>
+        <w:tc>
+          <w:tcPr>
+            <w:tcW w:w="0" w:type="auto"/>
+          </w:tcPr>
+          <w:p/>
+        </w:tc>
         <w:tc>
           <w:tcPr>
             <w:tcW w:w="0" w:type="auto"/>
@@ -3902,6 +6260,12 @@
           <w:tcPr>
             <w:tcW w:w="0" w:type="auto"/>
           </w:tcPr>
+          <w:p/>
+        </w:tc>
+        <w:tc>
+          <w:tcPr>
+            <w:tcW w:w="0" w:type="auto"/>
+          </w:tcPr>
           <w:p>
             <w:r>
               <w:t xml:space="preserve">Category 2</w:t>
@@ -3944,6 +6308,18 @@
           <w:tcPr>
             <w:tcW w:w="0" w:type="auto"/>
           </w:tcPr>
+          <w:p/>
+        </w:tc>
+        <w:tc>
+          <w:tcPr>
+            <w:tcW w:w="0" w:type="auto"/>
+          </w:tcPr>
+          <w:p/>
+        </w:tc>
+        <w:tc>
+          <w:tcPr>
+            <w:tcW w:w="0" w:type="auto"/>
+          </w:tcPr>
           <w:p>
             <w:r>
               <w:t xml:space="preserve">Category 3</w:t>
@@ -3982,6 +6358,18 @@
         </w:tc>
       </w:tr>
       <w:tr>
+        <w:tc>
+          <w:tcPr>
+            <w:tcW w:w="0" w:type="auto"/>
+          </w:tcPr>
+          <w:p/>
+        </w:tc>
+        <w:tc>
+          <w:tcPr>
+            <w:tcW w:w="0" w:type="auto"/>
+          </w:tcPr>
+          <w:p/>
+        </w:tc>
         <w:tc>
           <w:tcPr>
             <w:tcW w:w="0" w:type="auto"/>
